--- a/src/content/bios-processed/Robinson-MTW 2014.docx
+++ b/src/content/bios-processed/Robinson-MTW 2014.docx
@@ -14,265 +14,7 @@
         </w:rPr>
       </w:pPr>
       <w:r>
-        <w:rPr>
-          <w:rFonts w:ascii="Times New Roman" w:hAnsi="Times New Roman" w:cs="Times New Roman"/>
-          <w:b/>
-          <w:sz w:val="24"/>
-          <w:szCs w:val="24"/>
-        </w:rPr>
-        <w:t>ROBINSON, Mary Therese Winifred (née Bourke), seventh President of Ireland and second United Nations High</w:t>
-      </w:r>
-      <w:r>
-        <w:rPr>
-          <w:rFonts w:ascii="Times New Roman" w:hAnsi="Times New Roman" w:cs="Times New Roman"/>
-          <w:b/>
-          <w:sz w:val="24"/>
-          <w:szCs w:val="24"/>
-        </w:rPr>
-        <w:t xml:space="preserve"> Commissioner for Human Rights </w:t>
-      </w:r>
-      <w:r>
-        <w:rPr>
-          <w:rFonts w:ascii="Times New Roman" w:hAnsi="Times New Roman" w:cs="Times New Roman"/>
-          <w:b/>
-          <w:sz w:val="24"/>
-          <w:szCs w:val="24"/>
-        </w:rPr>
-        <w:t>1997-2002</w:t>
-      </w:r>
-      <w:r>
-        <w:rPr>
-          <w:rFonts w:ascii="Times New Roman" w:hAnsi="Times New Roman" w:cs="Times New Roman"/>
-          <w:b/>
-          <w:sz w:val="24"/>
-          <w:szCs w:val="24"/>
-        </w:rPr>
-        <w:t>, was born 21 May 1944 in Ballina</w:t>
-      </w:r>
-      <w:r>
-        <w:rPr>
-          <w:rFonts w:ascii="Times New Roman" w:hAnsi="Times New Roman" w:cs="Times New Roman"/>
-          <w:b/>
-          <w:sz w:val="24"/>
-          <w:szCs w:val="24"/>
-        </w:rPr>
-        <w:t>, County Mayo, Ireland.</w:t>
-      </w:r>
-      <w:r>
-        <w:rPr>
-          <w:rFonts w:ascii="Times New Roman" w:hAnsi="Times New Roman" w:cs="Times New Roman"/>
-          <w:b/>
-          <w:sz w:val="24"/>
-          <w:szCs w:val="24"/>
-        </w:rPr>
-        <w:t xml:space="preserve"> She i</w:t>
-      </w:r>
-      <w:r>
-        <w:rPr>
-          <w:rFonts w:ascii="Times New Roman" w:hAnsi="Times New Roman" w:cs="Times New Roman"/>
-          <w:b/>
-          <w:sz w:val="24"/>
-          <w:szCs w:val="24"/>
-        </w:rPr>
-        <w:t xml:space="preserve">s the daughter of </w:t>
-      </w:r>
-      <w:r>
-        <w:rPr>
-          <w:rFonts w:ascii="Times New Roman" w:hAnsi="Times New Roman" w:cs="Times New Roman"/>
-          <w:b/>
-          <w:sz w:val="24"/>
-          <w:szCs w:val="24"/>
-        </w:rPr>
-        <w:t>A</w:t>
-      </w:r>
-      <w:r>
-        <w:rPr>
-          <w:rFonts w:ascii="Times New Roman" w:hAnsi="Times New Roman" w:cs="Times New Roman"/>
-          <w:b/>
-          <w:sz w:val="24"/>
-          <w:szCs w:val="24"/>
-        </w:rPr>
-        <w:t xml:space="preserve">ubrey Bourke </w:t>
-      </w:r>
-      <w:r>
-        <w:rPr>
-          <w:rFonts w:ascii="Times New Roman" w:hAnsi="Times New Roman" w:cs="Times New Roman"/>
-          <w:b/>
-          <w:sz w:val="24"/>
-          <w:szCs w:val="24"/>
-        </w:rPr>
-        <w:t xml:space="preserve">and Tessa </w:t>
-      </w:r>
-      <w:r>
-        <w:rPr>
-          <w:rFonts w:ascii="Times New Roman" w:hAnsi="Times New Roman" w:cs="Times New Roman"/>
-          <w:b/>
-          <w:sz w:val="24"/>
-          <w:szCs w:val="24"/>
-        </w:rPr>
-        <w:t>O’Donnell</w:t>
-      </w:r>
-      <w:r>
-        <w:rPr>
-          <w:rFonts w:ascii="Times New Roman" w:hAnsi="Times New Roman" w:cs="Times New Roman"/>
-          <w:b/>
-          <w:sz w:val="24"/>
-          <w:szCs w:val="24"/>
-        </w:rPr>
-        <w:t xml:space="preserve">, </w:t>
-      </w:r>
-      <w:r>
-        <w:rPr>
-          <w:rFonts w:ascii="Times New Roman" w:hAnsi="Times New Roman" w:cs="Times New Roman"/>
-          <w:b/>
-          <w:sz w:val="24"/>
-          <w:szCs w:val="24"/>
-        </w:rPr>
-        <w:t xml:space="preserve">both </w:t>
-      </w:r>
-      <w:r>
-        <w:rPr>
-          <w:rFonts w:ascii="Times New Roman" w:hAnsi="Times New Roman" w:cs="Times New Roman"/>
-          <w:b/>
-          <w:sz w:val="24"/>
-          <w:szCs w:val="24"/>
-        </w:rPr>
-        <w:t>medical doctor</w:t>
-      </w:r>
-      <w:r>
-        <w:rPr>
-          <w:rFonts w:ascii="Times New Roman" w:hAnsi="Times New Roman" w:cs="Times New Roman"/>
-          <w:b/>
-          <w:sz w:val="24"/>
-          <w:szCs w:val="24"/>
-        </w:rPr>
-        <w:t>s</w:t>
-      </w:r>
-      <w:r>
-        <w:rPr>
-          <w:rFonts w:ascii="Times New Roman" w:hAnsi="Times New Roman" w:cs="Times New Roman"/>
-          <w:b/>
-          <w:sz w:val="24"/>
-          <w:szCs w:val="24"/>
-        </w:rPr>
-        <w:t>.</w:t>
-      </w:r>
-      <w:r>
-        <w:rPr>
-          <w:rFonts w:ascii="Times New Roman" w:hAnsi="Times New Roman" w:cs="Times New Roman"/>
-          <w:b/>
-          <w:sz w:val="24"/>
-          <w:szCs w:val="24"/>
-        </w:rPr>
-        <w:t xml:space="preserve"> </w:t>
-      </w:r>
-      <w:r>
-        <w:rPr>
-          <w:rFonts w:ascii="Times New Roman" w:hAnsi="Times New Roman" w:cs="Times New Roman"/>
-          <w:b/>
-          <w:sz w:val="24"/>
-          <w:szCs w:val="24"/>
-        </w:rPr>
-        <w:t>On 12 December 1970</w:t>
-      </w:r>
-      <w:r>
-        <w:rPr>
-          <w:rFonts w:ascii="Times New Roman" w:hAnsi="Times New Roman" w:cs="Times New Roman"/>
-          <w:b/>
-          <w:sz w:val="24"/>
-          <w:szCs w:val="24"/>
-        </w:rPr>
-        <w:t xml:space="preserve"> she married Nicholas </w:t>
-      </w:r>
-      <w:r>
-        <w:rPr>
-          <w:rFonts w:ascii="Times New Roman" w:hAnsi="Times New Roman" w:cs="Times New Roman"/>
-          <w:b/>
-          <w:sz w:val="24"/>
-          <w:szCs w:val="24"/>
-        </w:rPr>
-        <w:t xml:space="preserve">K. </w:t>
-      </w:r>
-      <w:r>
-        <w:rPr>
-          <w:rFonts w:ascii="Times New Roman" w:hAnsi="Times New Roman" w:cs="Times New Roman"/>
-          <w:b/>
-          <w:sz w:val="24"/>
-          <w:szCs w:val="24"/>
-        </w:rPr>
-        <w:t>Robinson</w:t>
-      </w:r>
-      <w:r>
-        <w:rPr>
-          <w:rFonts w:ascii="Times New Roman" w:hAnsi="Times New Roman" w:cs="Times New Roman"/>
-          <w:b/>
-          <w:sz w:val="24"/>
-          <w:szCs w:val="24"/>
-        </w:rPr>
-        <w:t xml:space="preserve">, </w:t>
-      </w:r>
-      <w:r>
-        <w:rPr>
-          <w:rFonts w:ascii="Times New Roman" w:hAnsi="Times New Roman" w:cs="Times New Roman"/>
-          <w:b/>
-          <w:sz w:val="24"/>
-          <w:szCs w:val="24"/>
-        </w:rPr>
-        <w:t>solicitor</w:t>
-      </w:r>
-      <w:r>
-        <w:rPr>
-          <w:rFonts w:ascii="Times New Roman" w:hAnsi="Times New Roman" w:cs="Times New Roman"/>
-          <w:b/>
-          <w:sz w:val="24"/>
-          <w:szCs w:val="24"/>
-        </w:rPr>
-        <w:t xml:space="preserve"> and cartoonist</w:t>
-      </w:r>
-      <w:r>
-        <w:rPr>
-          <w:rFonts w:ascii="Times New Roman" w:hAnsi="Times New Roman" w:cs="Times New Roman"/>
-          <w:b/>
-          <w:sz w:val="24"/>
-          <w:szCs w:val="24"/>
-        </w:rPr>
-        <w:t>.</w:t>
-      </w:r>
-      <w:r>
-        <w:rPr>
-          <w:rFonts w:ascii="Times New Roman" w:hAnsi="Times New Roman" w:cs="Times New Roman"/>
-          <w:b/>
-          <w:sz w:val="24"/>
-          <w:szCs w:val="24"/>
-        </w:rPr>
-        <w:t xml:space="preserve"> </w:t>
-      </w:r>
-      <w:r>
-        <w:rPr>
-          <w:rFonts w:ascii="Times New Roman" w:hAnsi="Times New Roman" w:cs="Times New Roman"/>
-          <w:b/>
-          <w:sz w:val="24"/>
-          <w:szCs w:val="24"/>
-        </w:rPr>
-        <w:t>They have</w:t>
-      </w:r>
-      <w:r>
-        <w:rPr>
-          <w:rFonts w:ascii="Times New Roman" w:hAnsi="Times New Roman" w:cs="Times New Roman"/>
-          <w:b/>
-          <w:sz w:val="24"/>
-          <w:szCs w:val="24"/>
-        </w:rPr>
-        <w:t xml:space="preserve"> one daughter and two sons.</w:t>
-      </w:r>
-      <w:r>
-        <w:rPr>
-          <w:rFonts w:ascii="Times New Roman" w:hAnsi="Times New Roman" w:cs="Times New Roman"/>
-          <w:b/>
-          <w:sz w:val="24"/>
-          <w:szCs w:val="24"/>
-        </w:rPr>
-        <w:t xml:space="preserve"> </w:t>
+        <w:t xml:space="preserve">ROBINSON, Mary Therese Winifred (née Bourke), Irish politician and seventh President of Ireland and second United Nations High Commissioner for Human Rights 1997-2002, was born 21 May 1944 in Ballina, County Mayo, Ireland. She is the daughter of Aubrey Bourke and Tessa O’Donnell, both medical doctors. On 12 December 1970 she married Nicholas K. Robinson, solicitor and cartoonist. They have one daughter and two sons. </w:t>
       </w:r>
     </w:p>
     <w:p>
